--- a/docs/design/时间之神：类银河恶魔城游戏策划案（设定版）.docx
+++ b/docs/design/时间之神：类银河恶魔城游戏策划案（设定版）.docx
@@ -113,7 +113,7 @@
         </w:rPr>
       </w:pPr>
       <w:r>
-        <w:t>若切入实体墙，或切换后无法立足，则扣血，寻找附近、可站立、可移动的安全点安置玩家；不能将玩家放在原本不可移动、会再次卡死或连续落入险境的位置。附近无合格点则回存档点。</w:t>
+        <w:t>使用时间切换前，先检测目标时代地形是否会与主角碰撞体重叠。如果会使主角卡在墙体中，则提示“当前位置无法使用该能力”并取消此次切换；保持当前时代、地形、角色位置、速度和生命，不扣血、不触发死亡或复活，也不传送到出生点或安全点。玩家移到无冲突位置后可立即重试。若目标地形无实体重叠，但切换后无法立足，仍沿用扣血并寻找附近可站立、可移动安全点的处理；附近无合格点则回存档点，不能放入再次卡死或连续受险的位置。</w:t>
       </w:r>
     </w:p>
     <w:p>
